--- a/tillsyn/A 56295-2021 tillsynsbegäran.docx
+++ b/tillsyn/A 56295-2021 tillsynsbegäran.docx
@@ -347,7 +347,7 @@
     <w:r>
       <w:tab/>
       <w:tab/>
-      <w:t>2026-06-18</w:t>
+      <w:t>2026-06-19</w:t>
       <w:br/>
       <w:br/>
     </w:r>

--- a/tillsyn/A 56295-2021 tillsynsbegäran.docx
+++ b/tillsyn/A 56295-2021 tillsynsbegäran.docx
@@ -347,7 +347,7 @@
     <w:r>
       <w:tab/>
       <w:tab/>
-      <w:t>2026-06-19</w:t>
+      <w:t>2026-06-20</w:t>
       <w:br/>
       <w:br/>
     </w:r>

--- a/tillsyn/A 56295-2021 tillsynsbegäran.docx
+++ b/tillsyn/A 56295-2021 tillsynsbegäran.docx
@@ -12,10 +12,7 @@
     </w:p>
     <w:p>
       <w:r>
-        <w:t>Detta dokument behandlar höga naturvärden i avverkningsanmälan A 56295-2021 i Hällefors kommun som inkom 2021-10-08 och omfattar 11,3 ha.</w:t>
-      </w:r>
-      <w:r>
-        <w:t xml:space="preserve"> I Figur 1 visas fyndplatser för naturvårdsarter i området, som finns registrerade på Artportalen.</w:t>
+        <w:t>Denna tillsynsbegäran behandlar höga naturvärden i avverkningsanmälan A 56295-2021 i Hällefors kommun som inkom 2021-10-08 och omfattar 11,3 ha.</w:t>
       </w:r>
     </w:p>
     <w:p>
@@ -63,7 +60,20 @@
         <w:spacing w:after="240"/>
       </w:pPr>
       <w:r>
-        <w:t>Figur 1. Fyndplatser för naturvårdsarter inom 16 meter från avverkningsanmälan (röd linje). Inom parentes anges rödlistekategorier, S för signalarter, Tför typiska arter och fridlysningsparagrafer i artskyddsförordningen.Markörer utan svart kant är placerade på fyndplatsen. Markörer med svart kant är placerade vid sidan av fyndplatsen och har ett svart streck som visar fyndplatsens exakta position. Kartans mittpunktskoordinat är N 6623835, E 470552 i SWEREF 99 TM.</w:t>
+        <w:t>Figur 1. Fyndplatser för naturvårdsarter inom 16 meter från avverkningsanmälan. Markörer utan svart kant är placerade på fyndplatsen. Markörer med svart kant är placerade vid sidan av fyndplatsen har ett svart streck som visar fyndplatsens exakta position. Kartans mittpunktskoordinat är N 6623835, E 470552 i SWEREF 99 TM.</w:t>
+      </w:r>
+    </w:p>
+    <w:p>
+      <w:r>
+        <w:t>Inom 16 meter från avverkningsanmälan finns fynd av 1 naturvårdsarter, varav 1 är rödlistad och 1 är fridlyst: kungsörn (NT, §4). Se Figur 1.</w:t>
+      </w:r>
+    </w:p>
+    <w:p>
+      <w:pPr>
+        <w:pStyle w:val="Heading1"/>
+      </w:pPr>
+      <w:r>
+        <w:t>Tillsynsbegäran</w:t>
       </w:r>
     </w:p>
     <w:p>
@@ -77,53 +87,16 @@
       </w:r>
     </w:p>
     <w:p>
-      <w:r>
-        <w:t>Nedan beskrivs fynd av naturvårdsarter och fridlysta arter som gjorts i det avverkningsanmälda området. I BILAGA 1 finns artfakta om fridlysta arter.</w:t>
-      </w:r>
-    </w:p>
-    <w:p>
       <w:pPr>
         <w:pStyle w:val="Heading1"/>
       </w:pPr>
       <w:r>
-        <w:t>Naturvårdsarter</w:t>
+        <w:t>Naturvårdsarter och fridlysta arter</w:t>
       </w:r>
     </w:p>
     <w:p>
       <w:r>
-        <w:t>Inom 16 meter från avverkningsanmälan har följande 1 naturvårdsarter hittats: kungsörn (NT, §4). Av dessa är 1 rödlistade. För rödlistade arter har rödlistekategorin angivits inom parentes. För fridlysta arter anges även paragrafen i Artskyddsförordningen som arten är fridlyst enligt.</w:t>
-      </w:r>
-    </w:p>
-    <w:p>
-      <w:r>
-        <w:t>De påträffade naturvårdsarterna är ett tydligt kvitto på att det rör sig om en skog med höga naturvärden.</w:t>
-      </w:r>
-    </w:p>
-    <w:p>
-      <w:pPr>
-        <w:pStyle w:val="Heading2"/>
-      </w:pPr>
-      <w:r>
-        <w:t>Fridlysta arter</w:t>
-      </w:r>
-    </w:p>
-    <w:p>
-      <w:r>
-        <w:t>Följande fridlysta arter har sina livsmiljöer och växtplatser i den avverkningsanmälda skogen: kungsörn (NT, §4).</w:t>
-      </w:r>
-    </w:p>
-    <w:p>
-      <w:r>
-        <w:t xml:space="preserve">Observera att medlemsländerna är skyldiga att agera i enlighet med EU:s fågeldirektiv där det uttryckligen står att direktivet gäller för fåglar samt för deras ägg, bon och </w:t>
-      </w:r>
-      <w:r>
-        <w:rPr>
-          <w:b/>
-        </w:rPr>
-        <w:t xml:space="preserve">livsmiljöer </w:t>
-      </w:r>
-      <w:r>
-        <w:t>(artikel 1). Vidare att de åtgärder som vidtas inte får leda till en försämring av den nuvarande situationen beträffande bevarandet av de fågelarter som avses i artikel 1 (artikel 13). Fågeldirektivet är styrande för tillsynsansvariga myndigheters ärendehantering, ställningstaganden och beslutsfattande.</w:t>
+        <w:t>Nedan följer beskrivningar av de naturvårdsarter och fridlysta arter som har sina livsmiljöer och växtplatser i den avverkningsanmälda skogen. Se även ytterligare artfakta i BILAGA 1. De påträffade naturvårdsarterna är ett tydligt kvitto på att det rör sig om en skog med höga naturvärden.</w:t>
       </w:r>
     </w:p>
     <w:p>
@@ -138,8 +111,25 @@
       </w:r>
     </w:p>
     <w:p>
+      <w:pPr>
+        <w:pStyle w:val="Heading1"/>
+      </w:pPr>
       <w:r>
-        <w:t>I BILAGA 1 finns mer detaljerad information om ekologi samt krav på livsmiljö hos fridlysta arter.</w:t>
+        <w:t>EU:s fågeldirektiv</w:t>
+      </w:r>
+    </w:p>
+    <w:p>
+      <w:r>
+        <w:t xml:space="preserve">Europeiska unionens medlemsländer är skyldiga att agera i enlighet med EU:s fågeldirektiv där det uttryckligen står att direktivet gäller för fåglar samt för deras ägg, bon och </w:t>
+      </w:r>
+      <w:r>
+        <w:rPr>
+          <w:b/>
+        </w:rPr>
+        <w:t xml:space="preserve">livsmiljöer </w:t>
+      </w:r>
+      <w:r>
+        <w:t>(artikel 1). Vidare att de åtgärder som vidtas inte får leda till en försämring av den nuvarande situationen beträffande bevarandet av de fågelarter som avses i artikel 1 (artikel 13). Fågeldirektivet är styrande för tillsynsansvariga myndigheters ärendehantering, ställningstaganden och beslutsfattande.</w:t>
       </w:r>
     </w:p>
     <w:p>
@@ -347,7 +337,7 @@
     <w:r>
       <w:tab/>
       <w:tab/>
-      <w:t>2026-06-20</w:t>
+      <w:t>2026-06-21</w:t>
       <w:br/>
       <w:br/>
     </w:r>

--- a/tillsyn/A 56295-2021 tillsynsbegäran.docx
+++ b/tillsyn/A 56295-2021 tillsynsbegäran.docx
@@ -337,7 +337,7 @@
     <w:r>
       <w:tab/>
       <w:tab/>
-      <w:t>2026-06-21</w:t>
+      <w:t>2026-06-22</w:t>
       <w:br/>
       <w:br/>
     </w:r>

--- a/tillsyn/A 56295-2021 tillsynsbegäran.docx
+++ b/tillsyn/A 56295-2021 tillsynsbegäran.docx
@@ -337,7 +337,7 @@
     <w:r>
       <w:tab/>
       <w:tab/>
-      <w:t>2026-06-22</w:t>
+      <w:t>2026-06-23</w:t>
       <w:br/>
       <w:br/>
     </w:r>

--- a/tillsyn/A 56295-2021 tillsynsbegäran.docx
+++ b/tillsyn/A 56295-2021 tillsynsbegäran.docx
@@ -337,7 +337,7 @@
     <w:r>
       <w:tab/>
       <w:tab/>
-      <w:t>2026-06-23</w:t>
+      <w:t>2026-06-24</w:t>
       <w:br/>
       <w:br/>
     </w:r>

--- a/tillsyn/A 56295-2021 tillsynsbegäran.docx
+++ b/tillsyn/A 56295-2021 tillsynsbegäran.docx
@@ -337,7 +337,7 @@
     <w:r>
       <w:tab/>
       <w:tab/>
-      <w:t>2026-06-24</w:t>
+      <w:t>2026-06-25</w:t>
       <w:br/>
       <w:br/>
     </w:r>

--- a/tillsyn/A 56295-2021 tillsynsbegäran.docx
+++ b/tillsyn/A 56295-2021 tillsynsbegäran.docx
@@ -337,7 +337,7 @@
     <w:r>
       <w:tab/>
       <w:tab/>
-      <w:t>2026-06-25</w:t>
+      <w:t>2026-06-26</w:t>
       <w:br/>
       <w:br/>
     </w:r>

--- a/tillsyn/A 56295-2021 tillsynsbegäran.docx
+++ b/tillsyn/A 56295-2021 tillsynsbegäran.docx
@@ -337,7 +337,7 @@
     <w:r>
       <w:tab/>
       <w:tab/>
-      <w:t>2026-06-26</w:t>
+      <w:t>2026-06-27</w:t>
       <w:br/>
       <w:br/>
     </w:r>

--- a/tillsyn/A 56295-2021 tillsynsbegäran.docx
+++ b/tillsyn/A 56295-2021 tillsynsbegäran.docx
@@ -337,7 +337,7 @@
     <w:r>
       <w:tab/>
       <w:tab/>
-      <w:t>2026-06-27</w:t>
+      <w:t>2026-06-28</w:t>
       <w:br/>
       <w:br/>
     </w:r>

--- a/tillsyn/A 56295-2021 tillsynsbegäran.docx
+++ b/tillsyn/A 56295-2021 tillsynsbegäran.docx
@@ -337,7 +337,7 @@
     <w:r>
       <w:tab/>
       <w:tab/>
-      <w:t>2026-06-28</w:t>
+      <w:t>2026-06-29</w:t>
       <w:br/>
       <w:br/>
     </w:r>

--- a/tillsyn/A 56295-2021 tillsynsbegäran.docx
+++ b/tillsyn/A 56295-2021 tillsynsbegäran.docx
@@ -337,7 +337,7 @@
     <w:r>
       <w:tab/>
       <w:tab/>
-      <w:t>2026-06-29</w:t>
+      <w:t>2026-06-30</w:t>
       <w:br/>
       <w:br/>
     </w:r>

--- a/tillsyn/A 56295-2021 tillsynsbegäran.docx
+++ b/tillsyn/A 56295-2021 tillsynsbegäran.docx
@@ -337,7 +337,7 @@
     <w:r>
       <w:tab/>
       <w:tab/>
-      <w:t>2026-06-30</w:t>
+      <w:t>2026-07-01</w:t>
       <w:br/>
       <w:br/>
     </w:r>

--- a/tillsyn/A 56295-2021 tillsynsbegäran.docx
+++ b/tillsyn/A 56295-2021 tillsynsbegäran.docx
@@ -337,7 +337,7 @@
     <w:r>
       <w:tab/>
       <w:tab/>
-      <w:t>2026-07-01</w:t>
+      <w:t>2026-07-02</w:t>
       <w:br/>
       <w:br/>
     </w:r>

--- a/tillsyn/A 56295-2021 tillsynsbegäran.docx
+++ b/tillsyn/A 56295-2021 tillsynsbegäran.docx
@@ -337,7 +337,7 @@
     <w:r>
       <w:tab/>
       <w:tab/>
-      <w:t>2026-07-13</w:t>
+      <w:t>2026-07-14</w:t>
       <w:br/>
       <w:br/>
     </w:r>

--- a/tillsyn/A 56295-2021 tillsynsbegäran.docx
+++ b/tillsyn/A 56295-2021 tillsynsbegäran.docx
@@ -337,7 +337,7 @@
     <w:r>
       <w:tab/>
       <w:tab/>
-      <w:t>2026-07-14</w:t>
+      <w:t>2026-07-15</w:t>
       <w:br/>
       <w:br/>
     </w:r>

--- a/tillsyn/A 56295-2021 tillsynsbegäran.docx
+++ b/tillsyn/A 56295-2021 tillsynsbegäran.docx
@@ -337,7 +337,7 @@
     <w:r>
       <w:tab/>
       <w:tab/>
-      <w:t>2026-07-15</w:t>
+      <w:t>2026-07-16</w:t>
       <w:br/>
       <w:br/>
     </w:r>

--- a/tillsyn/A 56295-2021 tillsynsbegäran.docx
+++ b/tillsyn/A 56295-2021 tillsynsbegäran.docx
@@ -337,7 +337,7 @@
     <w:r>
       <w:tab/>
       <w:tab/>
-      <w:t>2026-07-16</w:t>
+      <w:t>2026-07-17</w:t>
       <w:br/>
       <w:br/>
     </w:r>

--- a/tillsyn/A 56295-2021 tillsynsbegäran.docx
+++ b/tillsyn/A 56295-2021 tillsynsbegäran.docx
@@ -337,7 +337,7 @@
     <w:r>
       <w:tab/>
       <w:tab/>
-      <w:t>2026-07-17</w:t>
+      <w:t>2026-07-18</w:t>
       <w:br/>
       <w:br/>
     </w:r>

--- a/tillsyn/A 56295-2021 tillsynsbegäran.docx
+++ b/tillsyn/A 56295-2021 tillsynsbegäran.docx
@@ -337,7 +337,7 @@
     <w:r>
       <w:tab/>
       <w:tab/>
-      <w:t>2026-07-18</w:t>
+      <w:t>2026-07-19</w:t>
       <w:br/>
       <w:br/>
     </w:r>

--- a/tillsyn/A 56295-2021 tillsynsbegäran.docx
+++ b/tillsyn/A 56295-2021 tillsynsbegäran.docx
@@ -337,7 +337,7 @@
     <w:r>
       <w:tab/>
       <w:tab/>
-      <w:t>2026-07-19</w:t>
+      <w:t>2026-07-20</w:t>
       <w:br/>
       <w:br/>
     </w:r>

--- a/tillsyn/A 56295-2021 tillsynsbegäran.docx
+++ b/tillsyn/A 56295-2021 tillsynsbegäran.docx
@@ -337,7 +337,7 @@
     <w:r>
       <w:tab/>
       <w:tab/>
-      <w:t>2026-07-20</w:t>
+      <w:t>2026-07-21</w:t>
       <w:br/>
       <w:br/>
     </w:r>

--- a/tillsyn/A 56295-2021 tillsynsbegäran.docx
+++ b/tillsyn/A 56295-2021 tillsynsbegäran.docx
@@ -337,7 +337,7 @@
     <w:r>
       <w:tab/>
       <w:tab/>
-      <w:t>2026-07-21</w:t>
+      <w:t>2026-07-22</w:t>
       <w:br/>
       <w:br/>
     </w:r>

--- a/tillsyn/A 56295-2021 tillsynsbegäran.docx
+++ b/tillsyn/A 56295-2021 tillsynsbegäran.docx
@@ -337,7 +337,7 @@
     <w:r>
       <w:tab/>
       <w:tab/>
-      <w:t>2026-07-22</w:t>
+      <w:t>2026-07-23</w:t>
       <w:br/>
       <w:br/>
     </w:r>

--- a/tillsyn/A 56295-2021 tillsynsbegäran.docx
+++ b/tillsyn/A 56295-2021 tillsynsbegäran.docx
@@ -337,7 +337,7 @@
     <w:r>
       <w:tab/>
       <w:tab/>
-      <w:t>2026-07-23</w:t>
+      <w:t>2026-07-24</w:t>
       <w:br/>
       <w:br/>
     </w:r>

--- a/tillsyn/A 56295-2021 tillsynsbegäran.docx
+++ b/tillsyn/A 56295-2021 tillsynsbegäran.docx
@@ -337,7 +337,7 @@
     <w:r>
       <w:tab/>
       <w:tab/>
-      <w:t>2026-07-24</w:t>
+      <w:t>2026-07-25</w:t>
       <w:br/>
       <w:br/>
     </w:r>

--- a/tillsyn/A 56295-2021 tillsynsbegäran.docx
+++ b/tillsyn/A 56295-2021 tillsynsbegäran.docx
@@ -337,7 +337,7 @@
     <w:r>
       <w:tab/>
       <w:tab/>
-      <w:t>2026-07-25</w:t>
+      <w:t>2026-07-26</w:t>
       <w:br/>
       <w:br/>
     </w:r>

--- a/tillsyn/A 56295-2021 tillsynsbegäran.docx
+++ b/tillsyn/A 56295-2021 tillsynsbegäran.docx
@@ -337,7 +337,7 @@
     <w:r>
       <w:tab/>
       <w:tab/>
-      <w:t>2026-07-26</w:t>
+      <w:t>2026-07-27</w:t>
       <w:br/>
       <w:br/>
     </w:r>

--- a/tillsyn/A 56295-2021 tillsynsbegäran.docx
+++ b/tillsyn/A 56295-2021 tillsynsbegäran.docx
@@ -337,7 +337,7 @@
     <w:r>
       <w:tab/>
       <w:tab/>
-      <w:t>2026-07-27</w:t>
+      <w:t>2026-07-28</w:t>
       <w:br/>
       <w:br/>
     </w:r>

--- a/tillsyn/A 56295-2021 tillsynsbegäran.docx
+++ b/tillsyn/A 56295-2021 tillsynsbegäran.docx
@@ -337,7 +337,7 @@
     <w:r>
       <w:tab/>
       <w:tab/>
-      <w:t>2026-07-28</w:t>
+      <w:t>2026-07-29</w:t>
       <w:br/>
       <w:br/>
     </w:r>

--- a/tillsyn/A 56295-2021 tillsynsbegäran.docx
+++ b/tillsyn/A 56295-2021 tillsynsbegäran.docx
@@ -337,7 +337,7 @@
     <w:r>
       <w:tab/>
       <w:tab/>
-      <w:t>2026-07-29</w:t>
+      <w:t>2026-07-30</w:t>
       <w:br/>
       <w:br/>
     </w:r>

--- a/tillsyn/A 56295-2021 tillsynsbegäran.docx
+++ b/tillsyn/A 56295-2021 tillsynsbegäran.docx
@@ -337,7 +337,7 @@
     <w:r>
       <w:tab/>
       <w:tab/>
-      <w:t>2026-07-30</w:t>
+      <w:t>2026-07-31</w:t>
       <w:br/>
       <w:br/>
     </w:r>

--- a/tillsyn/A 56295-2021 tillsynsbegäran.docx
+++ b/tillsyn/A 56295-2021 tillsynsbegäran.docx
@@ -337,7 +337,7 @@
     <w:r>
       <w:tab/>
       <w:tab/>
-      <w:t>2026-07-31</w:t>
+      <w:t>2026-08-01</w:t>
       <w:br/>
       <w:br/>
     </w:r>

--- a/tillsyn/A 56295-2021 tillsynsbegäran.docx
+++ b/tillsyn/A 56295-2021 tillsynsbegäran.docx
@@ -337,7 +337,7 @@
     <w:r>
       <w:tab/>
       <w:tab/>
-      <w:t>2026-08-01</w:t>
+      <w:t>2026-08-02</w:t>
       <w:br/>
       <w:br/>
     </w:r>

--- a/tillsyn/A 56295-2021 tillsynsbegäran.docx
+++ b/tillsyn/A 56295-2021 tillsynsbegäran.docx
@@ -337,7 +337,7 @@
     <w:r>
       <w:tab/>
       <w:tab/>
-      <w:t>2026-08-02</w:t>
+      <w:t>2026-08-03</w:t>
       <w:br/>
       <w:br/>
     </w:r>

--- a/tillsyn/A 56295-2021 tillsynsbegäran.docx
+++ b/tillsyn/A 56295-2021 tillsynsbegäran.docx
@@ -337,7 +337,7 @@
     <w:r>
       <w:tab/>
       <w:tab/>
-      <w:t>2026-08-03</w:t>
+      <w:t>2026-08-05</w:t>
       <w:br/>
       <w:br/>
     </w:r>

--- a/tillsyn/A 56295-2021 tillsynsbegäran.docx
+++ b/tillsyn/A 56295-2021 tillsynsbegäran.docx
@@ -337,7 +337,7 @@
     <w:r>
       <w:tab/>
       <w:tab/>
-      <w:t>2026-08-05</w:t>
+      <w:t>2026-08-07</w:t>
       <w:br/>
       <w:br/>
     </w:r>

--- a/tillsyn/A 56295-2021 tillsynsbegäran.docx
+++ b/tillsyn/A 56295-2021 tillsynsbegäran.docx
@@ -337,7 +337,7 @@
     <w:r>
       <w:tab/>
       <w:tab/>
-      <w:t>2026-08-07</w:t>
+      <w:t>2026-08-08</w:t>
       <w:br/>
       <w:br/>
     </w:r>

--- a/tillsyn/A 56295-2021 tillsynsbegäran.docx
+++ b/tillsyn/A 56295-2021 tillsynsbegäran.docx
@@ -60,7 +60,7 @@
         <w:spacing w:after="240"/>
       </w:pPr>
       <w:r>
-        <w:t>Figur 1. Fyndplatser för naturvårdsarter inom 16 meter från avverkningsanmälan. Markörer utan svart kant är placerade på fyndplatsen. Markörer med svart kant är placerade vid sidan av fyndplatsen har ett svart streck som visar fyndplatsens exakta position. Kartans mittpunktskoordinat är N 6623835, E 470552 i SWEREF 99 TM.</w:t>
+        <w:t>Figur 1. Fyndplatser för naturvårdsarter inom 16 meter från avverkningsanmälan. Markörer utan svart kant är placerade på fyndplatsen. Markörer med svart kant är placerade vid sidan av fyndplatsen och har ett svart streck som visar fyndplatsens exakta position. Kartans mittpunktskoordinat är N 6623835, E 470552 i SWEREF 99 TM.</w:t>
       </w:r>
     </w:p>
     <w:p>
@@ -337,7 +337,7 @@
     <w:r>
       <w:tab/>
       <w:tab/>
-      <w:t>2026-08-14</w:t>
+      <w:t>2026-08-15</w:t>
       <w:br/>
       <w:br/>
     </w:r>

--- a/tillsyn/A 56295-2021 tillsynsbegäran.docx
+++ b/tillsyn/A 56295-2021 tillsynsbegäran.docx
@@ -337,7 +337,7 @@
     <w:r>
       <w:tab/>
       <w:tab/>
-      <w:t>2026-08-15</w:t>
+      <w:t>2026-08-16</w:t>
       <w:br/>
       <w:br/>
     </w:r>

--- a/tillsyn/A 56295-2021 tillsynsbegäran.docx
+++ b/tillsyn/A 56295-2021 tillsynsbegäran.docx
@@ -337,7 +337,7 @@
     <w:r>
       <w:tab/>
       <w:tab/>
-      <w:t>2026-08-16</w:t>
+      <w:t>2026-08-17</w:t>
       <w:br/>
       <w:br/>
     </w:r>

--- a/tillsyn/A 56295-2021 tillsynsbegäran.docx
+++ b/tillsyn/A 56295-2021 tillsynsbegäran.docx
@@ -337,7 +337,7 @@
     <w:r>
       <w:tab/>
       <w:tab/>
-      <w:t>2026-08-17</w:t>
+      <w:t>2026-08-18</w:t>
       <w:br/>
       <w:br/>
     </w:r>

--- a/tillsyn/A 56295-2021 tillsynsbegäran.docx
+++ b/tillsyn/A 56295-2021 tillsynsbegäran.docx
@@ -337,7 +337,7 @@
     <w:r>
       <w:tab/>
       <w:tab/>
-      <w:t>2026-08-18</w:t>
+      <w:t>2026-08-19</w:t>
       <w:br/>
       <w:br/>
     </w:r>

--- a/tillsyn/A 56295-2021 tillsynsbegäran.docx
+++ b/tillsyn/A 56295-2021 tillsynsbegäran.docx
@@ -337,7 +337,7 @@
     <w:r>
       <w:tab/>
       <w:tab/>
-      <w:t>2026-08-19</w:t>
+      <w:t>2026-08-20</w:t>
       <w:br/>
       <w:br/>
     </w:r>

--- a/tillsyn/A 56295-2021 tillsynsbegäran.docx
+++ b/tillsyn/A 56295-2021 tillsynsbegäran.docx
@@ -337,7 +337,7 @@
     <w:r>
       <w:tab/>
       <w:tab/>
-      <w:t>2026-08-20</w:t>
+      <w:t>2026-08-21</w:t>
       <w:br/>
       <w:br/>
     </w:r>

--- a/tillsyn/A 56295-2021 tillsynsbegäran.docx
+++ b/tillsyn/A 56295-2021 tillsynsbegäran.docx
@@ -337,7 +337,7 @@
     <w:r>
       <w:tab/>
       <w:tab/>
-      <w:t>2026-08-21</w:t>
+      <w:t>2026-08-22</w:t>
       <w:br/>
       <w:br/>
     </w:r>

--- a/tillsyn/A 56295-2021 tillsynsbegäran.docx
+++ b/tillsyn/A 56295-2021 tillsynsbegäran.docx
@@ -337,7 +337,7 @@
     <w:r>
       <w:tab/>
       <w:tab/>
-      <w:t>2026-08-22</w:t>
+      <w:t>2026-08-23</w:t>
       <w:br/>
       <w:br/>
     </w:r>

--- a/tillsyn/A 56295-2021 tillsynsbegäran.docx
+++ b/tillsyn/A 56295-2021 tillsynsbegäran.docx
@@ -337,7 +337,7 @@
     <w:r>
       <w:tab/>
       <w:tab/>
-      <w:t>2026-08-23</w:t>
+      <w:t>2026-08-24</w:t>
       <w:br/>
       <w:br/>
     </w:r>

--- a/tillsyn/A 56295-2021 tillsynsbegäran.docx
+++ b/tillsyn/A 56295-2021 tillsynsbegäran.docx
@@ -337,7 +337,7 @@
     <w:r>
       <w:tab/>
       <w:tab/>
-      <w:t>2026-08-24</w:t>
+      <w:t>2026-08-25</w:t>
       <w:br/>
       <w:br/>
     </w:r>

--- a/tillsyn/A 56295-2021 tillsynsbegäran.docx
+++ b/tillsyn/A 56295-2021 tillsynsbegäran.docx
@@ -337,7 +337,7 @@
     <w:r>
       <w:tab/>
       <w:tab/>
-      <w:t>2026-08-25</w:t>
+      <w:t>2026-08-26</w:t>
       <w:br/>
       <w:br/>
     </w:r>

--- a/tillsyn/A 56295-2021 tillsynsbegäran.docx
+++ b/tillsyn/A 56295-2021 tillsynsbegäran.docx
@@ -337,7 +337,7 @@
     <w:r>
       <w:tab/>
       <w:tab/>
-      <w:t>2026-08-26</w:t>
+      <w:t>2026-08-27</w:t>
       <w:br/>
       <w:br/>
     </w:r>

--- a/tillsyn/A 56295-2021 tillsynsbegäran.docx
+++ b/tillsyn/A 56295-2021 tillsynsbegäran.docx
@@ -337,7 +337,7 @@
     <w:r>
       <w:tab/>
       <w:tab/>
-      <w:t>2026-08-27</w:t>
+      <w:t>2026-08-28</w:t>
       <w:br/>
       <w:br/>
     </w:r>

--- a/tillsyn/A 56295-2021 tillsynsbegäran.docx
+++ b/tillsyn/A 56295-2021 tillsynsbegäran.docx
@@ -337,7 +337,7 @@
     <w:r>
       <w:tab/>
       <w:tab/>
-      <w:t>2026-08-28</w:t>
+      <w:t>2026-08-29</w:t>
       <w:br/>
       <w:br/>
     </w:r>

--- a/tillsyn/A 56295-2021 tillsynsbegäran.docx
+++ b/tillsyn/A 56295-2021 tillsynsbegäran.docx
@@ -337,7 +337,7 @@
     <w:r>
       <w:tab/>
       <w:tab/>
-      <w:t>2026-08-29</w:t>
+      <w:t>2026-08-31</w:t>
       <w:br/>
       <w:br/>
     </w:r>

--- a/tillsyn/A 56295-2021 tillsynsbegäran.docx
+++ b/tillsyn/A 56295-2021 tillsynsbegäran.docx
@@ -337,7 +337,7 @@
     <w:r>
       <w:tab/>
       <w:tab/>
-      <w:t>2026-08-31</w:t>
+      <w:t>2026-09-01</w:t>
       <w:br/>
       <w:br/>
     </w:r>

--- a/tillsyn/A 56295-2021 tillsynsbegäran.docx
+++ b/tillsyn/A 56295-2021 tillsynsbegäran.docx
@@ -337,7 +337,7 @@
     <w:r>
       <w:tab/>
       <w:tab/>
-      <w:t>2026-09-01</w:t>
+      <w:t>2026-09-02</w:t>
       <w:br/>
       <w:br/>
     </w:r>

--- a/tillsyn/A 56295-2021 tillsynsbegäran.docx
+++ b/tillsyn/A 56295-2021 tillsynsbegäran.docx
@@ -337,7 +337,7 @@
     <w:r>
       <w:tab/>
       <w:tab/>
-      <w:t>2026-09-02</w:t>
+      <w:t>2026-09-03</w:t>
       <w:br/>
       <w:br/>
     </w:r>

--- a/tillsyn/A 56295-2021 tillsynsbegäran.docx
+++ b/tillsyn/A 56295-2021 tillsynsbegäran.docx
@@ -337,7 +337,7 @@
     <w:r>
       <w:tab/>
       <w:tab/>
-      <w:t>2026-09-03</w:t>
+      <w:t>2026-09-04</w:t>
       <w:br/>
       <w:br/>
     </w:r>

--- a/tillsyn/A 56295-2021 tillsynsbegäran.docx
+++ b/tillsyn/A 56295-2021 tillsynsbegäran.docx
@@ -337,7 +337,7 @@
     <w:r>
       <w:tab/>
       <w:tab/>
-      <w:t>2026-09-04</w:t>
+      <w:t>2026-09-05</w:t>
       <w:br/>
       <w:br/>
     </w:r>

--- a/tillsyn/A 56295-2021 tillsynsbegäran.docx
+++ b/tillsyn/A 56295-2021 tillsynsbegäran.docx
@@ -337,7 +337,7 @@
     <w:r>
       <w:tab/>
       <w:tab/>
-      <w:t>2026-09-05</w:t>
+      <w:t>2026-09-06</w:t>
       <w:br/>
       <w:br/>
     </w:r>

--- a/tillsyn/A 56295-2021 tillsynsbegäran.docx
+++ b/tillsyn/A 56295-2021 tillsynsbegäran.docx
@@ -337,7 +337,7 @@
     <w:r>
       <w:tab/>
       <w:tab/>
-      <w:t>2026-09-06</w:t>
+      <w:t>2026-09-07</w:t>
       <w:br/>
       <w:br/>
     </w:r>

--- a/tillsyn/A 56295-2021 tillsynsbegäran.docx
+++ b/tillsyn/A 56295-2021 tillsynsbegäran.docx
@@ -337,7 +337,7 @@
     <w:r>
       <w:tab/>
       <w:tab/>
-      <w:t>2026-09-07</w:t>
+      <w:t>2026-09-08</w:t>
       <w:br/>
       <w:br/>
     </w:r>

--- a/tillsyn/A 56295-2021 tillsynsbegäran.docx
+++ b/tillsyn/A 56295-2021 tillsynsbegäran.docx
@@ -337,7 +337,7 @@
     <w:r>
       <w:tab/>
       <w:tab/>
-      <w:t>2026-09-08</w:t>
+      <w:t>2026-09-09</w:t>
       <w:br/>
       <w:br/>
     </w:r>

--- a/tillsyn/A 56295-2021 tillsynsbegäran.docx
+++ b/tillsyn/A 56295-2021 tillsynsbegäran.docx
@@ -337,7 +337,7 @@
     <w:r>
       <w:tab/>
       <w:tab/>
-      <w:t>2026-09-09</w:t>
+      <w:t>2026-09-10</w:t>
       <w:br/>
       <w:br/>
     </w:r>

--- a/tillsyn/A 56295-2021 tillsynsbegäran.docx
+++ b/tillsyn/A 56295-2021 tillsynsbegäran.docx
@@ -337,7 +337,7 @@
     <w:r>
       <w:tab/>
       <w:tab/>
-      <w:t>2026-09-10</w:t>
+      <w:t>2026-09-11</w:t>
       <w:br/>
       <w:br/>
     </w:r>

--- a/tillsyn/A 56295-2021 tillsynsbegäran.docx
+++ b/tillsyn/A 56295-2021 tillsynsbegäran.docx
@@ -337,7 +337,7 @@
     <w:r>
       <w:tab/>
       <w:tab/>
-      <w:t>2026-09-11</w:t>
+      <w:t>2026-09-12</w:t>
       <w:br/>
       <w:br/>
     </w:r>

--- a/tillsyn/A 56295-2021 tillsynsbegäran.docx
+++ b/tillsyn/A 56295-2021 tillsynsbegäran.docx
@@ -337,7 +337,7 @@
     <w:r>
       <w:tab/>
       <w:tab/>
-      <w:t>2026-09-12</w:t>
+      <w:t>2026-09-13</w:t>
       <w:br/>
       <w:br/>
     </w:r>
